--- a/01 Documentación/01.04 Pruebas/Inspeccion de Calidad.docx
+++ b/01 Documentación/01.04 Pruebas/Inspeccion de Calidad.docx
@@ -411,6 +411,13 @@
               </w:rPr>
               <w:t>Melissa</w:t>
             </w:r>
+            <w:r>
+              <w:rPr>
+                <w:rFonts w:ascii="Times New Roman"/>
+                <w:sz w:val="14"/>
+              </w:rPr>
+              <w:t xml:space="preserve"> Cervantes</w:t>
+            </w:r>
           </w:p>
         </w:tc>
         <w:tc>
@@ -500,6 +507,13 @@
                 <w:sz w:val="14"/>
               </w:rPr>
             </w:pPr>
+            <w:r>
+              <w:rPr>
+                <w:rFonts w:ascii="Times New Roman"/>
+                <w:sz w:val="14"/>
+              </w:rPr>
+              <w:t>1.1</w:t>
+            </w:r>
           </w:p>
         </w:tc>
         <w:tc>
@@ -514,6 +528,27 @@
                 <w:sz w:val="14"/>
               </w:rPr>
             </w:pPr>
+            <w:r>
+              <w:rPr>
+                <w:rFonts w:ascii="Times New Roman"/>
+                <w:sz w:val="14"/>
+              </w:rPr>
+              <w:t>David</w:t>
+            </w:r>
+            <w:r>
+              <w:rPr>
+                <w:rFonts w:ascii="Times New Roman"/>
+                <w:sz w:val="14"/>
+              </w:rPr>
+              <w:t xml:space="preserve"> </w:t>
+            </w:r>
+            <w:r>
+              <w:rPr>
+                <w:rFonts w:ascii="Times New Roman"/>
+                <w:sz w:val="14"/>
+              </w:rPr>
+              <w:t>Chris</w:t>
+            </w:r>
           </w:p>
         </w:tc>
         <w:tc>
@@ -528,6 +563,13 @@
                 <w:sz w:val="14"/>
               </w:rPr>
             </w:pPr>
+            <w:r>
+              <w:rPr>
+                <w:rFonts w:ascii="Times New Roman"/>
+                <w:sz w:val="14"/>
+              </w:rPr>
+              <w:t>Miguel</w:t>
+            </w:r>
           </w:p>
         </w:tc>
         <w:tc>
@@ -542,6 +584,27 @@
                 <w:sz w:val="14"/>
               </w:rPr>
             </w:pPr>
+            <w:r>
+              <w:rPr>
+                <w:rFonts w:ascii="Times New Roman"/>
+                <w:sz w:val="14"/>
+              </w:rPr>
+              <w:t>Melissa</w:t>
+            </w:r>
+            <w:r>
+              <w:rPr>
+                <w:rFonts w:ascii="Times New Roman"/>
+                <w:sz w:val="14"/>
+              </w:rPr>
+              <w:t xml:space="preserve"> </w:t>
+            </w:r>
+            <w:r>
+              <w:rPr>
+                <w:rFonts w:ascii="Times New Roman"/>
+                <w:sz w:val="14"/>
+              </w:rPr>
+              <w:t>Cervantes</w:t>
+            </w:r>
           </w:p>
         </w:tc>
         <w:tc>
@@ -556,6 +619,13 @@
                 <w:sz w:val="14"/>
               </w:rPr>
             </w:pPr>
+            <w:r>
+              <w:rPr>
+                <w:rFonts w:ascii="Times New Roman"/>
+                <w:sz w:val="14"/>
+              </w:rPr>
+              <w:t>22/06/2025</w:t>
+            </w:r>
           </w:p>
         </w:tc>
         <w:tc>
@@ -570,6 +640,41 @@
                 <w:sz w:val="14"/>
               </w:rPr>
             </w:pPr>
+            <w:r>
+              <w:rPr>
+                <w:rFonts w:ascii="Times New Roman"/>
+                <w:sz w:val="14"/>
+              </w:rPr>
+              <w:t>Correcci</w:t>
+            </w:r>
+            <w:r>
+              <w:rPr>
+                <w:rFonts w:ascii="Times New Roman"/>
+                <w:sz w:val="14"/>
+              </w:rPr>
+              <w:t>ó</w:t>
+            </w:r>
+            <w:r>
+              <w:rPr>
+                <w:rFonts w:ascii="Times New Roman"/>
+                <w:sz w:val="14"/>
+              </w:rPr>
+              <w:t>n de inspecci</w:t>
+            </w:r>
+            <w:r>
+              <w:rPr>
+                <w:rFonts w:ascii="Times New Roman"/>
+                <w:sz w:val="14"/>
+              </w:rPr>
+              <w:t>ó</w:t>
+            </w:r>
+            <w:r>
+              <w:rPr>
+                <w:rFonts w:ascii="Times New Roman"/>
+                <w:sz w:val="14"/>
+              </w:rPr>
+              <w:t xml:space="preserve">n de calidad </w:t>
+            </w:r>
           </w:p>
         </w:tc>
       </w:tr>
@@ -627,7 +732,6 @@
         </w:rPr>
         <w:t xml:space="preserve"> </w:t>
       </w:r>
-      <w:proofErr w:type="spellStart"/>
       <w:r>
         <w:rPr>
           <w:shadow/>
@@ -643,7 +747,6 @@
         </w:rPr>
         <w:t>º</w:t>
       </w:r>
-      <w:proofErr w:type="spellEnd"/>
       <w:r>
         <w:rPr>
           <w:spacing w:val="-2"/>
@@ -1311,6 +1414,13 @@
                 <w:sz w:val="14"/>
               </w:rPr>
             </w:pPr>
+            <w:r>
+              <w:rPr>
+                <w:rFonts w:ascii="Times New Roman"/>
+                <w:sz w:val="14"/>
+              </w:rPr>
+              <w:t>Casos de prueba</w:t>
+            </w:r>
           </w:p>
         </w:tc>
         <w:tc>
@@ -1321,11 +1431,26 @@
           <w:p>
             <w:pPr>
               <w:pStyle w:val="TableParagraph"/>
-              <w:rPr>
-                <w:rFonts w:ascii="Times New Roman"/>
-                <w:sz w:val="14"/>
-              </w:rPr>
-            </w:pPr>
+              <w:ind w:left="720" w:hanging="720"/>
+              <w:rPr>
+                <w:rFonts w:ascii="Times New Roman"/>
+                <w:sz w:val="14"/>
+              </w:rPr>
+            </w:pPr>
+            <w:r>
+              <w:rPr>
+                <w:rFonts w:ascii="Times New Roman"/>
+                <w:sz w:val="14"/>
+              </w:rPr>
+              <w:t>CP001</w:t>
+            </w:r>
+            <w:r>
+              <w:rPr>
+                <w:rFonts w:ascii="Times New Roman"/>
+                <w:sz w:val="14"/>
+              </w:rPr>
+              <w:t xml:space="preserve">- Registro Exitoso </w:t>
+            </w:r>
           </w:p>
         </w:tc>
         <w:tc>
@@ -1341,6 +1466,15 @@
                 <w:sz w:val="14"/>
               </w:rPr>
             </w:pPr>
+            <w:r>
+              <w:rPr>
+                <w:rFonts w:ascii="Times New Roman" w:eastAsia="Times New Roman" w:hAnsi="Times New Roman" w:cs="Times New Roman"/>
+                <w:color w:val="000000"/>
+                <w:sz w:val="14"/>
+                <w:szCs w:val="14"/>
+              </w:rPr>
+              <w:t>Validación de funcionalidades</w:t>
+            </w:r>
           </w:p>
         </w:tc>
       </w:tr>
@@ -1606,6 +1740,27 @@
                 <w:sz w:val="14"/>
               </w:rPr>
             </w:pPr>
+            <w:r>
+              <w:rPr>
+                <w:rFonts w:ascii="Times New Roman"/>
+                <w:sz w:val="14"/>
+              </w:rPr>
+              <w:t>Verificar coherencia en la elaboraci</w:t>
+            </w:r>
+            <w:r>
+              <w:rPr>
+                <w:rFonts w:ascii="Times New Roman"/>
+                <w:sz w:val="14"/>
+              </w:rPr>
+              <w:t>ó</w:t>
+            </w:r>
+            <w:r>
+              <w:rPr>
+                <w:rFonts w:ascii="Times New Roman"/>
+                <w:sz w:val="14"/>
+              </w:rPr>
+              <w:t>n y la claridad en ella.</w:t>
+            </w:r>
           </w:p>
         </w:tc>
       </w:tr>
@@ -1626,6 +1781,48 @@
                 <w:sz w:val="14"/>
               </w:rPr>
             </w:pPr>
+            <w:r>
+              <w:rPr>
+                <w:rFonts w:ascii="Times New Roman"/>
+                <w:sz w:val="14"/>
+              </w:rPr>
+              <w:t xml:space="preserve">Detectar posibles </w:t>
+            </w:r>
+            <w:r>
+              <w:rPr>
+                <w:rFonts w:ascii="Times New Roman"/>
+                <w:sz w:val="14"/>
+              </w:rPr>
+              <w:t>errores</w:t>
+            </w:r>
+            <w:r>
+              <w:rPr>
+                <w:rFonts w:ascii="Times New Roman"/>
+                <w:sz w:val="14"/>
+              </w:rPr>
+              <w:t xml:space="preserve"> </w:t>
+            </w:r>
+            <w:r>
+              <w:rPr>
+                <w:rFonts w:ascii="Times New Roman"/>
+                <w:sz w:val="14"/>
+              </w:rPr>
+              <w:t>antes de su implementaci</w:t>
+            </w:r>
+            <w:r>
+              <w:rPr>
+                <w:rFonts w:ascii="Times New Roman"/>
+                <w:sz w:val="14"/>
+              </w:rPr>
+              <w:t>ó</w:t>
+            </w:r>
+            <w:r>
+              <w:rPr>
+                <w:rFonts w:ascii="Times New Roman"/>
+                <w:sz w:val="14"/>
+              </w:rPr>
+              <w:t>n.</w:t>
+            </w:r>
           </w:p>
         </w:tc>
       </w:tr>
@@ -1646,6 +1843,13 @@
                 <w:sz w:val="14"/>
               </w:rPr>
             </w:pPr>
+            <w:r>
+              <w:rPr>
+                <w:rFonts w:ascii="Times New Roman"/>
+                <w:sz w:val="14"/>
+              </w:rPr>
+              <w:t>Evaluar la estructura de los componentes implementados.</w:t>
+            </w:r>
           </w:p>
         </w:tc>
       </w:tr>
@@ -1666,6 +1870,48 @@
                 <w:sz w:val="14"/>
               </w:rPr>
             </w:pPr>
+            <w:r>
+              <w:rPr>
+                <w:rFonts w:ascii="Times New Roman"/>
+                <w:sz w:val="14"/>
+              </w:rPr>
+              <w:t>Identificar los criterios de aceptaci</w:t>
+            </w:r>
+            <w:r>
+              <w:rPr>
+                <w:rFonts w:ascii="Times New Roman"/>
+                <w:sz w:val="14"/>
+              </w:rPr>
+              <w:t>ó</w:t>
+            </w:r>
+            <w:r>
+              <w:rPr>
+                <w:rFonts w:ascii="Times New Roman"/>
+                <w:sz w:val="14"/>
+              </w:rPr>
+              <w:t xml:space="preserve">n </w:t>
+            </w:r>
+            <w:r>
+              <w:rPr>
+                <w:rFonts w:ascii="Times New Roman"/>
+                <w:sz w:val="14"/>
+              </w:rPr>
+              <w:t>si est</w:t>
+            </w:r>
+            <w:r>
+              <w:rPr>
+                <w:rFonts w:ascii="Times New Roman"/>
+                <w:sz w:val="14"/>
+              </w:rPr>
+              <w:t>á</w:t>
+            </w:r>
+            <w:r>
+              <w:rPr>
+                <w:rFonts w:ascii="Times New Roman"/>
+                <w:sz w:val="14"/>
+              </w:rPr>
+              <w:t>n planteados correctamente.</w:t>
+            </w:r>
           </w:p>
         </w:tc>
       </w:tr>
@@ -1952,6 +2198,13 @@
                 <w:sz w:val="14"/>
               </w:rPr>
             </w:pPr>
+            <w:r>
+              <w:rPr>
+                <w:rFonts w:ascii="Times New Roman"/>
+                <w:sz w:val="14"/>
+              </w:rPr>
+              <w:t>Melissa Cervantes</w:t>
+            </w:r>
           </w:p>
         </w:tc>
         <w:tc>
@@ -1967,6 +2220,41 @@
                 <w:sz w:val="14"/>
               </w:rPr>
             </w:pPr>
+            <w:r>
+              <w:rPr>
+                <w:rFonts w:ascii="Times New Roman"/>
+                <w:sz w:val="14"/>
+              </w:rPr>
+              <w:t xml:space="preserve"> </w:t>
+            </w:r>
+            <w:r>
+              <w:rPr>
+                <w:rFonts w:ascii="Times New Roman"/>
+                <w:sz w:val="14"/>
+              </w:rPr>
+              <w:t>L</w:t>
+            </w:r>
+            <w:r>
+              <w:rPr>
+                <w:rFonts w:ascii="Times New Roman"/>
+                <w:sz w:val="14"/>
+              </w:rPr>
+              <w:t>í</w:t>
+            </w:r>
+            <w:r>
+              <w:rPr>
+                <w:rFonts w:ascii="Times New Roman"/>
+                <w:sz w:val="14"/>
+              </w:rPr>
+              <w:t>der QA</w:t>
+            </w:r>
+            <w:r>
+              <w:rPr>
+                <w:rFonts w:ascii="Times New Roman"/>
+                <w:sz w:val="14"/>
+              </w:rPr>
+              <w:t xml:space="preserve"> </w:t>
+            </w:r>
           </w:p>
         </w:tc>
         <w:tc>
@@ -1982,6 +2270,13 @@
                 <w:sz w:val="14"/>
               </w:rPr>
             </w:pPr>
+            <w:r>
+              <w:rPr>
+                <w:rFonts w:ascii="Times New Roman"/>
+                <w:sz w:val="14"/>
+              </w:rPr>
+              <w:t xml:space="preserve">Pacheco Miguel </w:t>
+            </w:r>
           </w:p>
         </w:tc>
         <w:tc>
@@ -1997,6 +2292,13 @@
                 <w:sz w:val="14"/>
               </w:rPr>
             </w:pPr>
+            <w:r>
+              <w:rPr>
+                <w:rFonts w:ascii="Times New Roman"/>
+                <w:sz w:val="14"/>
+              </w:rPr>
+              <w:t>Ninguna</w:t>
+            </w:r>
           </w:p>
         </w:tc>
       </w:tr>
@@ -2017,6 +2319,13 @@
                 <w:sz w:val="14"/>
               </w:rPr>
             </w:pPr>
+            <w:r>
+              <w:rPr>
+                <w:rFonts w:ascii="Times New Roman"/>
+                <w:sz w:val="14"/>
+              </w:rPr>
+              <w:t>David Chris</w:t>
+            </w:r>
           </w:p>
         </w:tc>
         <w:tc>
@@ -2032,6 +2341,13 @@
                 <w:sz w:val="14"/>
               </w:rPr>
             </w:pPr>
+            <w:r>
+              <w:rPr>
+                <w:rFonts w:ascii="Times New Roman"/>
+                <w:sz w:val="14"/>
+              </w:rPr>
+              <w:t xml:space="preserve"> Analista QA</w:t>
+            </w:r>
           </w:p>
         </w:tc>
         <w:tc>
@@ -2047,6 +2363,13 @@
                 <w:sz w:val="14"/>
               </w:rPr>
             </w:pPr>
+            <w:r>
+              <w:rPr>
+                <w:rFonts w:ascii="Times New Roman"/>
+                <w:sz w:val="14"/>
+              </w:rPr>
+              <w:t>Vargas Stephany</w:t>
+            </w:r>
           </w:p>
         </w:tc>
         <w:tc>
@@ -2062,6 +2385,13 @@
                 <w:sz w:val="14"/>
               </w:rPr>
             </w:pPr>
+            <w:r>
+              <w:rPr>
+                <w:rFonts w:ascii="Times New Roman"/>
+                <w:sz w:val="14"/>
+              </w:rPr>
+              <w:t>Ninguna</w:t>
+            </w:r>
           </w:p>
         </w:tc>
       </w:tr>
@@ -2360,10 +2690,19 @@
             <w:pPr>
               <w:pStyle w:val="TableParagraph"/>
               <w:rPr>
-                <w:rFonts w:ascii="Times New Roman"/>
-                <w:sz w:val="14"/>
-              </w:rPr>
-            </w:pPr>
+                <w:rFonts w:ascii="Times New Roman" w:hAnsi="Times New Roman" w:cs="Times New Roman"/>
+                <w:sz w:val="14"/>
+                <w:szCs w:val="14"/>
+              </w:rPr>
+            </w:pPr>
+            <w:r>
+              <w:rPr>
+                <w:rFonts w:ascii="Times New Roman" w:hAnsi="Times New Roman" w:cs="Times New Roman"/>
+                <w:sz w:val="14"/>
+                <w:szCs w:val="14"/>
+              </w:rPr>
+              <w:t>22/06/2025</w:t>
+            </w:r>
           </w:p>
         </w:tc>
         <w:tc>
@@ -2376,11 +2715,33 @@
               <w:pStyle w:val="TableParagraph"/>
               <w:jc w:val="center"/>
               <w:rPr>
+                <w:rFonts w:ascii="Times New Roman" w:hAnsi="Times New Roman" w:cs="Times New Roman"/>
                 <w:spacing w:val="-4"/>
                 <w:w w:val="110"/>
-                <w:sz w:val="13"/>
-              </w:rPr>
-            </w:pPr>
+                <w:sz w:val="14"/>
+                <w:szCs w:val="14"/>
+              </w:rPr>
+            </w:pPr>
+            <w:r>
+              <w:rPr>
+                <w:rFonts w:ascii="Times New Roman" w:hAnsi="Times New Roman" w:cs="Times New Roman"/>
+                <w:spacing w:val="-4"/>
+                <w:w w:val="110"/>
+                <w:sz w:val="14"/>
+                <w:szCs w:val="14"/>
+              </w:rPr>
+              <w:t>30</w:t>
+            </w:r>
+            <w:r>
+              <w:rPr>
+                <w:rFonts w:ascii="Times New Roman" w:hAnsi="Times New Roman" w:cs="Times New Roman"/>
+                <w:spacing w:val="-4"/>
+                <w:w w:val="110"/>
+                <w:sz w:val="14"/>
+                <w:szCs w:val="14"/>
+              </w:rPr>
+              <w:t xml:space="preserve"> minutos</w:t>
+            </w:r>
           </w:p>
         </w:tc>
         <w:tc>
@@ -2393,11 +2754,23 @@
               <w:pStyle w:val="TableParagraph"/>
               <w:jc w:val="center"/>
               <w:rPr>
+                <w:rFonts w:ascii="Times New Roman" w:hAnsi="Times New Roman" w:cs="Times New Roman"/>
                 <w:spacing w:val="-4"/>
                 <w:w w:val="110"/>
-                <w:sz w:val="13"/>
-              </w:rPr>
-            </w:pPr>
+                <w:sz w:val="14"/>
+                <w:szCs w:val="14"/>
+              </w:rPr>
+            </w:pPr>
+            <w:r>
+              <w:rPr>
+                <w:rFonts w:ascii="Times New Roman" w:hAnsi="Times New Roman" w:cs="Times New Roman"/>
+                <w:spacing w:val="-4"/>
+                <w:w w:val="110"/>
+                <w:sz w:val="14"/>
+                <w:szCs w:val="14"/>
+              </w:rPr>
+              <w:t xml:space="preserve">Estructuración bien elaborada, resultados óptimos y bien definido </w:t>
+            </w:r>
           </w:p>
         </w:tc>
       </w:tr>
@@ -2675,15 +3048,24 @@
         <w:tc>
           <w:tcPr>
             <w:tcW w:w="413" w:type="dxa"/>
-          </w:tcPr>
-          <w:p>
-            <w:pPr>
-              <w:pStyle w:val="TableParagraph"/>
-              <w:rPr>
-                <w:rFonts w:ascii="Times New Roman"/>
-                <w:sz w:val="14"/>
-              </w:rPr>
-            </w:pPr>
+            <w:vAlign w:val="center"/>
+          </w:tcPr>
+          <w:p>
+            <w:pPr>
+              <w:pStyle w:val="TableParagraph"/>
+              <w:jc w:val="center"/>
+              <w:rPr>
+                <w:rFonts w:ascii="Times New Roman"/>
+                <w:sz w:val="14"/>
+              </w:rPr>
+            </w:pPr>
+            <w:r>
+              <w:rPr>
+                <w:rFonts w:ascii="Times New Roman"/>
+                <w:sz w:val="14"/>
+              </w:rPr>
+              <w:t>X</w:t>
+            </w:r>
           </w:p>
         </w:tc>
         <w:tc>
@@ -2980,6 +3362,13 @@
                 <w:sz w:val="14"/>
               </w:rPr>
             </w:pPr>
+            <w:r>
+              <w:rPr>
+                <w:rFonts w:ascii="Times New Roman"/>
+                <w:sz w:val="14"/>
+              </w:rPr>
+              <w:t>N/A</w:t>
+            </w:r>
           </w:p>
         </w:tc>
         <w:tc>
@@ -3290,6 +3679,13 @@
                 <w:sz w:val="14"/>
               </w:rPr>
             </w:pPr>
+            <w:r>
+              <w:rPr>
+                <w:rFonts w:ascii="Times New Roman"/>
+                <w:sz w:val="14"/>
+              </w:rPr>
+              <w:t>Se aconseja realizar este tipo de procedimiento a cada cado de puedra.</w:t>
+            </w:r>
           </w:p>
         </w:tc>
       </w:tr>
@@ -3422,6 +3818,13 @@
                 <w:sz w:val="14"/>
               </w:rPr>
             </w:pPr>
+            <w:r>
+              <w:rPr>
+                <w:rFonts w:ascii="Times New Roman"/>
+                <w:sz w:val="14"/>
+              </w:rPr>
+              <w:t>N/A</w:t>
+            </w:r>
           </w:p>
         </w:tc>
       </w:tr>
@@ -3967,6 +4370,7 @@
   <w:style w:type="character" w:default="1" w:styleId="Fuentedeprrafopredeter">
     <w:name w:val="Default Paragraph Font"/>
     <w:uiPriority w:val="1"/>
+    <w:semiHidden/>
     <w:unhideWhenUsed/>
   </w:style>
   <w:style w:type="table" w:default="1" w:styleId="Tablanormal">
